--- a/docs/adconip2026/manuscript_v4.docx
+++ b/docs/adconip2026/manuscript_v4.docx
@@ -957,7 +957,41 @@
         </w:r>
       </w:del>
       <w:r>
-        <w:t xml:space="preserve"> concentrate grade, both empirical functions of PSE. This objective has a real optimum inside the operating range, not on a limit. Feeding more tonnes makes the grind coarser, and a coarser product returns less per tonne through recovery and grade. Beyond some point, the extra tonnes are worth less than the value lost on every tonne. The plant-wide layer maximises this objective on a slow, event-triggered cadence and hands the comminution circuit a desired product size and a desired throughput [2]. In this study we take </w:t>
+        <w:t xml:space="preserve"> concentrate grade, both empirical functions of PSE. Th</w:t>
+      </w:r>
+      <w:del w:id="400" w:author="Batbold Sangi (Student)" w:date="2026-07-28T15:00:00Z" w16du:dateUtc="2026-07-28T07:00:00Z">
+        <w:r>
+          <w:delText xml:space="preserve">is objective has a real optimum inside the operating range, not on a limit. Feeding more tonnes makes the grind coarser, and a coarser product returns less per tonne through recovery and grade. Beyond some point, the extra tonnes are worth less than the value lost on every tonne. Th</w:delText>
+        </w:r>
+      </w:del>
+      <w:r>
+        <w:t xml:space="preserve">e plant-wide layer maximises this objective </w:t>
+      </w:r>
+      <w:ins w:id="401" w:author="Batbold Sangi (Student)" w:date="2026-07-28T15:00:00Z" w16du:dateUtc="2026-07-28T07:00:00Z">
+        <w:r>
+          <w:t xml:space="preserve">for the whole plant</w:t>
+        </w:r>
+      </w:ins>
+      <w:del w:id="402" w:author="Batbold Sangi (Student)" w:date="2026-07-28T15:00:00Z" w16du:dateUtc="2026-07-28T07:00:00Z">
+        <w:r>
+          <w:delText xml:space="preserve">on a slow, event-triggered cadence</w:delText>
+        </w:r>
+      </w:del>
+      <w:r>
+        <w:t xml:space="preserve"> and hands the comminution circuit a desired </w:t>
+      </w:r>
+      <w:ins w:id="403" w:author="Batbold Sangi (Student)" w:date="2026-07-28T15:00:00Z" w16du:dateUtc="2026-07-28T07:00:00Z">
+        <w:r>
+          <w:t xml:space="preserve">throughput. The desired product size comes from the downstream flotation requiremen</w:t>
+        </w:r>
+      </w:ins>
+      <w:del w:id="404" w:author="Batbold Sangi (Student)" w:date="2026-07-28T15:00:00Z" w16du:dateUtc="2026-07-28T07:00:00Z">
+        <w:r>
+          <w:delText xml:space="preserve">product size and a desired throughpu</w:delText>
+        </w:r>
+      </w:del>
+      <w:r>
+        <w:t xml:space="preserve">t [2]. In this study we take </w:t>
       </w:r>
       <w:r>
         <w:rPr>
@@ -1048,15 +1082,10 @@
     <w:p>
       <w:pPr>
         <w:pStyle w:val="BodyText"/>
-        <w:rPr>
-          <w:del w:id="293" w:author="Batbold Sangi (Student)" w:date="2026-07-28T15:00:00Z" w16du:dateUtc="2026-07-28T07:00:00Z"/>
-        </w:rPr>
-      </w:pPr>
-      <w:del w:id="292" w:author="Batbold Sangi (Student)" w:date="2026-07-28T15:00:00Z" w16du:dateUtc="2026-07-28T07:00:00Z">
-        <w:r>
-          <w:delText xml:space="preserve">Our simulations confirm this directly (Section VI). The profit runs park the feed near its upper bound, the energy runs settle at the demanded floor, and their specific energies are essentially identical.</w:delText>
-        </w:r>
-      </w:del>
+      </w:pPr>
+      <w:r>
+        <w:t xml:space="preserve">Our simulations confirm this directly (Section VI). The profit runs park the feed near its upper bound, the energy runs settle at the demanded floor, and their specific energies are essentially identical.</w:t>
+      </w:r>
     </w:p>
     <w:p>
       <w:pPr>
